--- a/Studio 4/Audit_Report_LoganJ.Olding_Scrum.docx
+++ b/Studio 4/Audit_Report_LoganJ.Olding_Scrum.docx
@@ -848,6 +848,38 @@
                 <w:rFonts w:ascii="Calibri" w:hAnsi="Calibri" w:cs="Calibri"/>
               </w:rPr>
             </w:pPr>
+            <w:r>
+              <w:rPr>
+                <w:rFonts w:ascii="Calibri" w:hAnsi="Calibri" w:cs="Calibri"/>
+              </w:rPr>
+              <w:t>Increase features</w:t>
+            </w:r>
+            <w:r>
+              <w:rPr>
+                <w:rFonts w:ascii="Calibri" w:hAnsi="Calibri" w:cs="Calibri"/>
+              </w:rPr>
+              <w:t xml:space="preserve"> </w:t>
+            </w:r>
+            <w:r>
+              <w:rPr>
+                <w:rFonts w:ascii="Calibri" w:hAnsi="Calibri" w:cs="Calibri"/>
+                <w:b/>
+                <w:bCs/>
+              </w:rPr>
+              <w:t>fully</w:t>
+            </w:r>
+            <w:r>
+              <w:rPr>
+                <w:rFonts w:ascii="Calibri" w:hAnsi="Calibri" w:cs="Calibri"/>
+              </w:rPr>
+              <w:t xml:space="preserve"> </w:t>
+            </w:r>
+            <w:r>
+              <w:rPr>
+                <w:rFonts w:ascii="Calibri" w:hAnsi="Calibri" w:cs="Calibri"/>
+              </w:rPr>
+              <w:t>completed</w:t>
+            </w:r>
           </w:p>
         </w:tc>
         <w:tc>
@@ -865,7 +897,7 @@
               <w:rPr>
                 <w:rFonts w:ascii="Calibri" w:hAnsi="Calibri" w:cs="Calibri"/>
               </w:rPr>
-              <w:t>[Insert Standard/Policy]</w:t>
+              <w:t>Increasing release notes size</w:t>
             </w:r>
           </w:p>
         </w:tc>
@@ -918,16 +950,56 @@
         <w:rPr>
           <w:rFonts w:cs="Calibri"/>
         </w:rPr>
-        <w:t>How do we record successful scrum?</w:t>
+        <w:t xml:space="preserve">How </w:t>
       </w:r>
-    </w:p>
-    <w:p>
-      <w:pPr>
-        <w:spacing w:after="0" w:line="240" w:lineRule="auto"/>
+      <w:r>
         <w:rPr>
           <w:rFonts w:cs="Calibri"/>
         </w:rPr>
-      </w:pPr>
+        <w:t>have</w:t>
+      </w:r>
+      <w:r>
+        <w:rPr>
+          <w:rFonts w:cs="Calibri"/>
+        </w:rPr>
+        <w:t xml:space="preserve"> we record</w:t>
+      </w:r>
+      <w:r>
+        <w:rPr>
+          <w:rFonts w:cs="Calibri"/>
+        </w:rPr>
+        <w:t>ed</w:t>
+      </w:r>
+      <w:r>
+        <w:rPr>
+          <w:rFonts w:cs="Calibri"/>
+        </w:rPr>
+        <w:t xml:space="preserve"> </w:t>
+      </w:r>
+      <w:r>
+        <w:rPr>
+          <w:rFonts w:cs="Calibri"/>
+        </w:rPr>
+        <w:t>“</w:t>
+      </w:r>
+      <w:r>
+        <w:rPr>
+          <w:rFonts w:cs="Calibri"/>
+        </w:rPr>
+        <w:t>successful</w:t>
+      </w:r>
+      <w:r>
+        <w:rPr>
+          <w:rFonts w:cs="Calibri"/>
+        </w:rPr>
+        <w:t>”</w:t>
+      </w:r>
+      <w:r>
+        <w:rPr>
+          <w:rFonts w:cs="Calibri"/>
+        </w:rPr>
+        <w:t xml:space="preserve"> scrum?</w:t>
+      </w:r>
     </w:p>
     <w:p>
       <w:pPr>
@@ -936,36 +1008,25 @@
           <w:rFonts w:ascii="Calibri" w:hAnsi="Calibri" w:cs="Calibri"/>
         </w:rPr>
       </w:pPr>
-      <w:r>
-        <w:rPr>
-          <w:rFonts w:ascii="Calibri" w:hAnsi="Calibri" w:cs="Calibri"/>
-        </w:rPr>
-        <w:t>The methodology section describes the approach taken to perform the audit. It explains the techniques used, such as interviews, sampling, document reviews, system testing, or data analysis. It also notes any limitations, such as restricted access or incomplete data, that could affect the conclusions. This section ensures transparency and credibility, showing how the findings were derived and reinforcing the reliability of the audit process.</w:t>
-      </w:r>
-    </w:p>
-    <w:p>
-      <w:pPr>
-        <w:spacing w:after="0" w:line="240" w:lineRule="auto"/>
-        <w:rPr>
-          <w:rFonts w:ascii="Calibri" w:hAnsi="Calibri" w:cs="Calibri"/>
-        </w:rPr>
-      </w:pPr>
     </w:p>
     <w:tbl>
       <w:tblPr>
         <w:tblStyle w:val="TableGrid"/>
-        <w:tblW w:w="0" w:type="auto"/>
+        <w:tblW w:w="9374" w:type="dxa"/>
         <w:tblLook w:val="04A0" w:firstRow="1" w:lastRow="0" w:firstColumn="1" w:lastColumn="0" w:noHBand="0" w:noVBand="1"/>
       </w:tblPr>
       <w:tblGrid>
-        <w:gridCol w:w="3116"/>
-        <w:gridCol w:w="3117"/>
-        <w:gridCol w:w="3117"/>
+        <w:gridCol w:w="3124"/>
+        <w:gridCol w:w="3125"/>
+        <w:gridCol w:w="3125"/>
       </w:tblGrid>
       <w:tr>
+        <w:trPr>
+          <w:trHeight w:val="271"/>
+        </w:trPr>
         <w:tc>
           <w:tcPr>
-            <w:tcW w:w="3116" w:type="dxa"/>
+            <w:tcW w:w="3124" w:type="dxa"/>
             <w:shd w:val="clear" w:color="auto" w:fill="1B4560"/>
             <w:vAlign w:val="center"/>
           </w:tcPr>
@@ -987,7 +1048,7 @@
         </w:tc>
         <w:tc>
           <w:tcPr>
-            <w:tcW w:w="3117" w:type="dxa"/>
+            <w:tcW w:w="3125" w:type="dxa"/>
             <w:shd w:val="clear" w:color="auto" w:fill="1B4560"/>
             <w:vAlign w:val="center"/>
           </w:tcPr>
@@ -1009,7 +1070,7 @@
         </w:tc>
         <w:tc>
           <w:tcPr>
-            <w:tcW w:w="3117" w:type="dxa"/>
+            <w:tcW w:w="3125" w:type="dxa"/>
             <w:shd w:val="clear" w:color="auto" w:fill="1B4560"/>
             <w:vAlign w:val="center"/>
           </w:tcPr>
@@ -1031,9 +1092,12 @@
         </w:tc>
       </w:tr>
       <w:tr>
+        <w:trPr>
+          <w:trHeight w:val="814"/>
+        </w:trPr>
         <w:tc>
           <w:tcPr>
-            <w:tcW w:w="3116" w:type="dxa"/>
+            <w:tcW w:w="3124" w:type="dxa"/>
             <w:vAlign w:val="center"/>
           </w:tcPr>
           <w:p>
@@ -1052,7 +1116,7 @@
         </w:tc>
         <w:tc>
           <w:tcPr>
-            <w:tcW w:w="3117" w:type="dxa"/>
+            <w:tcW w:w="3125" w:type="dxa"/>
             <w:vAlign w:val="center"/>
           </w:tcPr>
           <w:p>
@@ -1071,7 +1135,7 @@
         </w:tc>
         <w:tc>
           <w:tcPr>
-            <w:tcW w:w="3117" w:type="dxa"/>
+            <w:tcW w:w="3125" w:type="dxa"/>
             <w:vAlign w:val="center"/>
           </w:tcPr>
           <w:p>
@@ -1085,14 +1149,23 @@
                 <w:rFonts w:asciiTheme="majorHAnsi" w:hAnsiTheme="majorHAnsi" w:cstheme="majorHAnsi"/>
               </w:rPr>
               <w:t>We have only done 2 sprints so far</w:t>
+            </w:r>
+            <w:r>
+              <w:rPr>
+                <w:rFonts w:asciiTheme="majorHAnsi" w:hAnsiTheme="majorHAnsi" w:cstheme="majorHAnsi"/>
+              </w:rPr>
+              <w:t>. Some people might have only done a few issues.</w:t>
             </w:r>
           </w:p>
         </w:tc>
       </w:tr>
       <w:tr>
+        <w:trPr>
+          <w:trHeight w:val="551"/>
+        </w:trPr>
         <w:tc>
           <w:tcPr>
-            <w:tcW w:w="3116" w:type="dxa"/>
+            <w:tcW w:w="3124" w:type="dxa"/>
             <w:vAlign w:val="center"/>
           </w:tcPr>
           <w:p>
@@ -1105,13 +1178,19 @@
               <w:rPr>
                 <w:rFonts w:asciiTheme="majorHAnsi" w:hAnsiTheme="majorHAnsi" w:cstheme="majorHAnsi"/>
               </w:rPr>
-              <w:t>[Insert Method]</w:t>
+              <w:t>Amount of pull requests</w:t>
+            </w:r>
+            <w:r>
+              <w:rPr>
+                <w:rFonts w:asciiTheme="majorHAnsi" w:hAnsiTheme="majorHAnsi" w:cstheme="majorHAnsi"/>
+              </w:rPr>
+              <w:t xml:space="preserve"> per sprint</w:t>
             </w:r>
           </w:p>
         </w:tc>
         <w:tc>
           <w:tcPr>
-            <w:tcW w:w="3117" w:type="dxa"/>
+            <w:tcW w:w="3125" w:type="dxa"/>
             <w:vAlign w:val="center"/>
           </w:tcPr>
           <w:p>
@@ -1124,13 +1203,29 @@
               <w:rPr>
                 <w:rFonts w:asciiTheme="majorHAnsi" w:hAnsiTheme="majorHAnsi" w:cstheme="majorHAnsi"/>
               </w:rPr>
-              <w:t>[Insert Description]</w:t>
+              <w:t xml:space="preserve">See how all completed </w:t>
+            </w:r>
+            <w:r>
+              <w:rPr>
+                <w:rFonts w:asciiTheme="majorHAnsi" w:hAnsiTheme="majorHAnsi" w:cstheme="majorHAnsi"/>
+                <w:b/>
+                <w:bCs/>
+              </w:rPr>
+              <w:t>feature</w:t>
+            </w:r>
+            <w:r>
+              <w:rPr>
+                <w:rFonts w:asciiTheme="majorHAnsi" w:hAnsiTheme="majorHAnsi" w:cstheme="majorHAnsi"/>
+                <w:b/>
+                <w:bCs/>
+              </w:rPr>
+              <w:t>s</w:t>
             </w:r>
           </w:p>
         </w:tc>
         <w:tc>
           <w:tcPr>
-            <w:tcW w:w="3117" w:type="dxa"/>
+            <w:tcW w:w="3125" w:type="dxa"/>
             <w:vAlign w:val="center"/>
           </w:tcPr>
           <w:p>
@@ -1144,7 +1239,81 @@
               <w:rPr>
                 <w:rFonts w:asciiTheme="majorHAnsi" w:hAnsiTheme="majorHAnsi" w:cstheme="majorHAnsi"/>
               </w:rPr>
-              <w:t>[Insert Notes]</w:t>
+              <w:t xml:space="preserve">Some issues </w:t>
+            </w:r>
+            <w:r>
+              <w:rPr>
+                <w:rFonts w:asciiTheme="majorHAnsi" w:hAnsiTheme="majorHAnsi" w:cstheme="majorHAnsi"/>
+              </w:rPr>
+              <w:t>might be a part of multiple pull requests</w:t>
+            </w:r>
+          </w:p>
+        </w:tc>
+      </w:tr>
+      <w:tr>
+        <w:trPr>
+          <w:trHeight w:val="551"/>
+        </w:trPr>
+        <w:tc>
+          <w:tcPr>
+            <w:tcW w:w="3124" w:type="dxa"/>
+            <w:vAlign w:val="center"/>
+          </w:tcPr>
+          <w:p>
+            <w:pPr>
+              <w:rPr>
+                <w:rFonts w:asciiTheme="majorHAnsi" w:hAnsiTheme="majorHAnsi" w:cstheme="majorHAnsi"/>
+              </w:rPr>
+            </w:pPr>
+            <w:r>
+              <w:rPr>
+                <w:rFonts w:asciiTheme="majorHAnsi" w:hAnsiTheme="majorHAnsi" w:cstheme="majorHAnsi"/>
+              </w:rPr>
+              <w:t>Size of release notes</w:t>
+            </w:r>
+          </w:p>
+        </w:tc>
+        <w:tc>
+          <w:tcPr>
+            <w:tcW w:w="3125" w:type="dxa"/>
+            <w:vAlign w:val="center"/>
+          </w:tcPr>
+          <w:p>
+            <w:pPr>
+              <w:rPr>
+                <w:rFonts w:asciiTheme="majorHAnsi" w:hAnsiTheme="majorHAnsi" w:cstheme="majorHAnsi"/>
+              </w:rPr>
+            </w:pPr>
+            <w:r>
+              <w:rPr>
+                <w:rFonts w:asciiTheme="majorHAnsi" w:hAnsiTheme="majorHAnsi" w:cstheme="majorHAnsi"/>
+              </w:rPr>
+              <w:t>See how many features are actually inside of main</w:t>
+            </w:r>
+          </w:p>
+        </w:tc>
+        <w:tc>
+          <w:tcPr>
+            <w:tcW w:w="3125" w:type="dxa"/>
+            <w:vAlign w:val="center"/>
+          </w:tcPr>
+          <w:p>
+            <w:pPr>
+              <w:rPr>
+                <w:rFonts w:asciiTheme="majorHAnsi" w:hAnsiTheme="majorHAnsi" w:cstheme="majorHAnsi"/>
+              </w:rPr>
+            </w:pPr>
+            <w:r>
+              <w:rPr>
+                <w:rFonts w:asciiTheme="majorHAnsi" w:hAnsiTheme="majorHAnsi" w:cstheme="majorHAnsi"/>
+              </w:rPr>
+              <w:t xml:space="preserve">Automated release notes may forget to mention certain </w:t>
+            </w:r>
+            <w:r>
+              <w:rPr>
+                <w:rFonts w:asciiTheme="majorHAnsi" w:hAnsiTheme="majorHAnsi" w:cstheme="majorHAnsi"/>
+              </w:rPr>
+              <w:t>people</w:t>
             </w:r>
           </w:p>
         </w:tc>
@@ -1785,8 +1954,14 @@
         <w:rPr>
           <w:rFonts w:ascii="Calibri" w:hAnsi="Calibri" w:cs="Calibri"/>
         </w:rPr>
+        <w:t xml:space="preserve">This section consolidates all recommendations into a structured summary. It highlights the corrective actions proposed, organized by priority (high, medium, low) or by category. By grouping </w:t>
+      </w:r>
+      <w:r>
+        <w:rPr>
+          <w:rFonts w:ascii="Calibri" w:hAnsi="Calibri" w:cs="Calibri"/>
+        </w:rPr>
         <w:lastRenderedPageBreak/>
-        <w:t>This section consolidates all recommendations into a structured summary. It highlights the corrective actions proposed, organized by priority (high, medium, low) or by category. By grouping recommendations together, this section allows stakeholders to view the overall picture and focus on what matters most. It may also suggest timelines for implementation, helping to translate the audit’s insights into clear, actionable next steps for the organization.</w:t>
+        <w:t>recommendations together, this section allows stakeholders to view the overall picture and focus on what matters most. It may also suggest timelines for implementation, helping to translate the audit’s insights into clear, actionable next steps for the organization.</w:t>
       </w:r>
     </w:p>
     <w:p>
@@ -2728,36 +2903,30 @@
         <w:rPr>
           <w:rFonts w:ascii="Calibri" w:hAnsi="Calibri" w:cs="Calibri"/>
         </w:rPr>
-        <w:t xml:space="preserve">The conclusion offers a closing assessment of the audited area, often summarizing overall performance in terms of adequacy, effectiveness, or compliance. It synthesizes the audit’s key themes and findings, highlighting both strengths and areas requiring improvement. This section provides a balanced final </w:t>
+        <w:t>The conclusion offers a closing assessment of the audited area, often summarizing overall performance in terms of adequacy, effectiveness, or compliance. It synthesizes the audit’s key themes and findings, highlighting both strengths and areas requiring improvement. This section provides a balanced final statement that ties the audit together and reinforces the importance of corrective actions, helping stakeholders clearly understand the audit’s ultimate evaluation.</w:t>
       </w:r>
+    </w:p>
+    <w:p>
+      <w:pPr>
+        <w:spacing w:after="0" w:line="240" w:lineRule="auto"/>
+        <w:rPr>
+          <w:rFonts w:ascii="Calibri" w:hAnsi="Calibri" w:cs="Calibri"/>
+        </w:rPr>
+      </w:pPr>
+    </w:p>
+    <w:p>
+      <w:pPr>
+        <w:pStyle w:val="Heading1"/>
+        <w:spacing w:before="0" w:line="240" w:lineRule="auto"/>
+        <w:rPr>
+          <w:rFonts w:ascii="Calibri" w:hAnsi="Calibri" w:cs="Calibri"/>
+        </w:rPr>
+      </w:pPr>
       <w:r>
         <w:rPr>
           <w:rFonts w:ascii="Calibri" w:hAnsi="Calibri" w:cs="Calibri"/>
         </w:rPr>
         <w:lastRenderedPageBreak/>
-        <w:t>statement that ties the audit together and reinforces the importance of corrective actions, helping stakeholders clearly understand the audit’s ultimate evaluation.</w:t>
-      </w:r>
-    </w:p>
-    <w:p>
-      <w:pPr>
-        <w:spacing w:after="0" w:line="240" w:lineRule="auto"/>
-        <w:rPr>
-          <w:rFonts w:ascii="Calibri" w:hAnsi="Calibri" w:cs="Calibri"/>
-        </w:rPr>
-      </w:pPr>
-    </w:p>
-    <w:p>
-      <w:pPr>
-        <w:pStyle w:val="Heading1"/>
-        <w:spacing w:before="0" w:line="240" w:lineRule="auto"/>
-        <w:rPr>
-          <w:rFonts w:ascii="Calibri" w:hAnsi="Calibri" w:cs="Calibri"/>
-        </w:rPr>
-      </w:pPr>
-      <w:r>
-        <w:rPr>
-          <w:rFonts w:ascii="Calibri" w:hAnsi="Calibri" w:cs="Calibri"/>
-        </w:rPr>
         <w:t>9</w:t>
       </w:r>
       <w:r>

--- a/Studio 4/Audit_Report_LoganJ.Olding_Scrum.docx
+++ b/Studio 4/Audit_Report_LoganJ.Olding_Scrum.docx
@@ -242,6 +242,342 @@
         </w:rPr>
         <w:t>Appendices (if applicable)</w:t>
       </w:r>
+    </w:p>
+    <w:p>
+      <w:pPr>
+        <w:pStyle w:val="ListNumber"/>
+        <w:numPr>
+          <w:ilvl w:val="0"/>
+          <w:numId w:val="0"/>
+        </w:numPr>
+        <w:spacing w:after="0" w:line="240" w:lineRule="auto"/>
+        <w:ind w:left="360"/>
+        <w:rPr>
+          <w:rFonts w:ascii="Calibri" w:hAnsi="Calibri" w:cs="Calibri"/>
+        </w:rPr>
+      </w:pPr>
+    </w:p>
+    <w:p>
+      <w:pPr>
+        <w:pStyle w:val="ListNumber"/>
+        <w:numPr>
+          <w:ilvl w:val="0"/>
+          <w:numId w:val="0"/>
+        </w:numPr>
+        <w:spacing w:after="0" w:line="240" w:lineRule="auto"/>
+        <w:ind w:left="360"/>
+        <w:rPr>
+          <w:rFonts w:ascii="Calibri" w:hAnsi="Calibri" w:cs="Calibri"/>
+        </w:rPr>
+      </w:pPr>
+    </w:p>
+    <w:p>
+      <w:pPr>
+        <w:pStyle w:val="ListNumber"/>
+        <w:numPr>
+          <w:ilvl w:val="0"/>
+          <w:numId w:val="0"/>
+        </w:numPr>
+        <w:spacing w:after="0" w:line="240" w:lineRule="auto"/>
+        <w:ind w:left="360"/>
+        <w:rPr>
+          <w:rFonts w:ascii="Calibri" w:hAnsi="Calibri" w:cs="Calibri"/>
+        </w:rPr>
+      </w:pPr>
+    </w:p>
+    <w:p>
+      <w:pPr>
+        <w:pStyle w:val="ListNumber"/>
+        <w:numPr>
+          <w:ilvl w:val="0"/>
+          <w:numId w:val="0"/>
+        </w:numPr>
+        <w:spacing w:after="0" w:line="240" w:lineRule="auto"/>
+        <w:ind w:left="360"/>
+        <w:rPr>
+          <w:rFonts w:ascii="Calibri" w:hAnsi="Calibri" w:cs="Calibri"/>
+        </w:rPr>
+      </w:pPr>
+    </w:p>
+    <w:p>
+      <w:pPr>
+        <w:pStyle w:val="ListNumber"/>
+        <w:numPr>
+          <w:ilvl w:val="0"/>
+          <w:numId w:val="0"/>
+        </w:numPr>
+        <w:spacing w:after="0" w:line="240" w:lineRule="auto"/>
+        <w:ind w:left="360"/>
+        <w:rPr>
+          <w:rFonts w:ascii="Calibri" w:hAnsi="Calibri" w:cs="Calibri"/>
+        </w:rPr>
+      </w:pPr>
+    </w:p>
+    <w:p>
+      <w:pPr>
+        <w:pStyle w:val="ListNumber"/>
+        <w:numPr>
+          <w:ilvl w:val="0"/>
+          <w:numId w:val="0"/>
+        </w:numPr>
+        <w:spacing w:after="0" w:line="240" w:lineRule="auto"/>
+        <w:ind w:left="360"/>
+        <w:rPr>
+          <w:rFonts w:ascii="Calibri" w:hAnsi="Calibri" w:cs="Calibri"/>
+        </w:rPr>
+      </w:pPr>
+    </w:p>
+    <w:p>
+      <w:pPr>
+        <w:pStyle w:val="ListNumber"/>
+        <w:numPr>
+          <w:ilvl w:val="0"/>
+          <w:numId w:val="0"/>
+        </w:numPr>
+        <w:spacing w:after="0" w:line="240" w:lineRule="auto"/>
+        <w:ind w:left="360"/>
+        <w:rPr>
+          <w:rFonts w:ascii="Calibri" w:hAnsi="Calibri" w:cs="Calibri"/>
+        </w:rPr>
+      </w:pPr>
+    </w:p>
+    <w:p>
+      <w:pPr>
+        <w:pStyle w:val="ListNumber"/>
+        <w:numPr>
+          <w:ilvl w:val="0"/>
+          <w:numId w:val="0"/>
+        </w:numPr>
+        <w:spacing w:after="0" w:line="240" w:lineRule="auto"/>
+        <w:ind w:left="360"/>
+        <w:rPr>
+          <w:rFonts w:ascii="Calibri" w:hAnsi="Calibri" w:cs="Calibri"/>
+        </w:rPr>
+      </w:pPr>
+    </w:p>
+    <w:p>
+      <w:pPr>
+        <w:pStyle w:val="ListNumber"/>
+        <w:numPr>
+          <w:ilvl w:val="0"/>
+          <w:numId w:val="0"/>
+        </w:numPr>
+        <w:spacing w:after="0" w:line="240" w:lineRule="auto"/>
+        <w:ind w:left="360"/>
+        <w:rPr>
+          <w:rFonts w:ascii="Calibri" w:hAnsi="Calibri" w:cs="Calibri"/>
+        </w:rPr>
+      </w:pPr>
+    </w:p>
+    <w:p>
+      <w:pPr>
+        <w:pStyle w:val="ListNumber"/>
+        <w:numPr>
+          <w:ilvl w:val="0"/>
+          <w:numId w:val="0"/>
+        </w:numPr>
+        <w:spacing w:after="0" w:line="240" w:lineRule="auto"/>
+        <w:ind w:left="360"/>
+        <w:rPr>
+          <w:rFonts w:ascii="Calibri" w:hAnsi="Calibri" w:cs="Calibri"/>
+        </w:rPr>
+      </w:pPr>
+    </w:p>
+    <w:p>
+      <w:pPr>
+        <w:pStyle w:val="ListNumber"/>
+        <w:numPr>
+          <w:ilvl w:val="0"/>
+          <w:numId w:val="0"/>
+        </w:numPr>
+        <w:spacing w:after="0" w:line="240" w:lineRule="auto"/>
+        <w:ind w:left="360"/>
+        <w:rPr>
+          <w:rFonts w:ascii="Calibri" w:hAnsi="Calibri" w:cs="Calibri"/>
+        </w:rPr>
+      </w:pPr>
+    </w:p>
+    <w:p>
+      <w:pPr>
+        <w:pStyle w:val="ListNumber"/>
+        <w:numPr>
+          <w:ilvl w:val="0"/>
+          <w:numId w:val="0"/>
+        </w:numPr>
+        <w:spacing w:after="0" w:line="240" w:lineRule="auto"/>
+        <w:ind w:left="360"/>
+        <w:rPr>
+          <w:rFonts w:ascii="Calibri" w:hAnsi="Calibri" w:cs="Calibri"/>
+        </w:rPr>
+      </w:pPr>
+    </w:p>
+    <w:p>
+      <w:pPr>
+        <w:pStyle w:val="ListNumber"/>
+        <w:numPr>
+          <w:ilvl w:val="0"/>
+          <w:numId w:val="0"/>
+        </w:numPr>
+        <w:spacing w:after="0" w:line="240" w:lineRule="auto"/>
+        <w:ind w:left="360"/>
+        <w:rPr>
+          <w:rFonts w:ascii="Calibri" w:hAnsi="Calibri" w:cs="Calibri"/>
+        </w:rPr>
+      </w:pPr>
+    </w:p>
+    <w:p>
+      <w:pPr>
+        <w:pStyle w:val="ListNumber"/>
+        <w:numPr>
+          <w:ilvl w:val="0"/>
+          <w:numId w:val="0"/>
+        </w:numPr>
+        <w:spacing w:after="0" w:line="240" w:lineRule="auto"/>
+        <w:ind w:left="360"/>
+        <w:rPr>
+          <w:rFonts w:ascii="Calibri" w:hAnsi="Calibri" w:cs="Calibri"/>
+        </w:rPr>
+      </w:pPr>
+    </w:p>
+    <w:p>
+      <w:pPr>
+        <w:pStyle w:val="ListNumber"/>
+        <w:numPr>
+          <w:ilvl w:val="0"/>
+          <w:numId w:val="0"/>
+        </w:numPr>
+        <w:spacing w:after="0" w:line="240" w:lineRule="auto"/>
+        <w:ind w:left="360"/>
+        <w:rPr>
+          <w:rFonts w:ascii="Calibri" w:hAnsi="Calibri" w:cs="Calibri"/>
+        </w:rPr>
+      </w:pPr>
+    </w:p>
+    <w:p>
+      <w:pPr>
+        <w:pStyle w:val="ListNumber"/>
+        <w:numPr>
+          <w:ilvl w:val="0"/>
+          <w:numId w:val="0"/>
+        </w:numPr>
+        <w:spacing w:after="0" w:line="240" w:lineRule="auto"/>
+        <w:ind w:left="360"/>
+        <w:rPr>
+          <w:rFonts w:ascii="Calibri" w:hAnsi="Calibri" w:cs="Calibri"/>
+        </w:rPr>
+      </w:pPr>
+    </w:p>
+    <w:p>
+      <w:pPr>
+        <w:pStyle w:val="ListNumber"/>
+        <w:numPr>
+          <w:ilvl w:val="0"/>
+          <w:numId w:val="0"/>
+        </w:numPr>
+        <w:spacing w:after="0" w:line="240" w:lineRule="auto"/>
+        <w:ind w:left="360"/>
+        <w:rPr>
+          <w:rFonts w:ascii="Calibri" w:hAnsi="Calibri" w:cs="Calibri"/>
+        </w:rPr>
+      </w:pPr>
+    </w:p>
+    <w:p>
+      <w:pPr>
+        <w:pStyle w:val="ListNumber"/>
+        <w:numPr>
+          <w:ilvl w:val="0"/>
+          <w:numId w:val="0"/>
+        </w:numPr>
+        <w:spacing w:after="0" w:line="240" w:lineRule="auto"/>
+        <w:ind w:left="360"/>
+        <w:rPr>
+          <w:rFonts w:ascii="Calibri" w:hAnsi="Calibri" w:cs="Calibri"/>
+        </w:rPr>
+      </w:pPr>
+    </w:p>
+    <w:p>
+      <w:pPr>
+        <w:pStyle w:val="ListNumber"/>
+        <w:numPr>
+          <w:ilvl w:val="0"/>
+          <w:numId w:val="0"/>
+        </w:numPr>
+        <w:spacing w:after="0" w:line="240" w:lineRule="auto"/>
+        <w:ind w:left="360"/>
+        <w:rPr>
+          <w:rFonts w:ascii="Calibri" w:hAnsi="Calibri" w:cs="Calibri"/>
+        </w:rPr>
+      </w:pPr>
+    </w:p>
+    <w:p>
+      <w:pPr>
+        <w:pStyle w:val="ListNumber"/>
+        <w:numPr>
+          <w:ilvl w:val="0"/>
+          <w:numId w:val="0"/>
+        </w:numPr>
+        <w:spacing w:after="0" w:line="240" w:lineRule="auto"/>
+        <w:ind w:left="360"/>
+        <w:rPr>
+          <w:rFonts w:ascii="Calibri" w:hAnsi="Calibri" w:cs="Calibri"/>
+        </w:rPr>
+      </w:pPr>
+    </w:p>
+    <w:p>
+      <w:pPr>
+        <w:pStyle w:val="ListNumber"/>
+        <w:numPr>
+          <w:ilvl w:val="0"/>
+          <w:numId w:val="0"/>
+        </w:numPr>
+        <w:spacing w:after="0" w:line="240" w:lineRule="auto"/>
+        <w:ind w:left="360"/>
+        <w:rPr>
+          <w:rFonts w:ascii="Calibri" w:hAnsi="Calibri" w:cs="Calibri"/>
+        </w:rPr>
+      </w:pPr>
+    </w:p>
+    <w:p>
+      <w:pPr>
+        <w:pStyle w:val="ListNumber"/>
+        <w:numPr>
+          <w:ilvl w:val="0"/>
+          <w:numId w:val="0"/>
+        </w:numPr>
+        <w:spacing w:after="0" w:line="240" w:lineRule="auto"/>
+        <w:ind w:left="360"/>
+        <w:rPr>
+          <w:rFonts w:ascii="Calibri" w:hAnsi="Calibri" w:cs="Calibri"/>
+        </w:rPr>
+      </w:pPr>
+    </w:p>
+    <w:p>
+      <w:pPr>
+        <w:pStyle w:val="ListNumber"/>
+        <w:numPr>
+          <w:ilvl w:val="0"/>
+          <w:numId w:val="0"/>
+        </w:numPr>
+        <w:spacing w:after="0" w:line="240" w:lineRule="auto"/>
+        <w:ind w:left="360"/>
+        <w:rPr>
+          <w:rFonts w:ascii="Calibri" w:hAnsi="Calibri" w:cs="Calibri"/>
+        </w:rPr>
+      </w:pPr>
+    </w:p>
+    <w:p>
+      <w:pPr>
+        <w:pStyle w:val="ListNumber"/>
+        <w:numPr>
+          <w:ilvl w:val="0"/>
+          <w:numId w:val="0"/>
+        </w:numPr>
+        <w:spacing w:after="0" w:line="240" w:lineRule="auto"/>
+        <w:ind w:left="360"/>
+        <w:rPr>
+          <w:rFonts w:ascii="Calibri" w:hAnsi="Calibri" w:cs="Calibri"/>
+        </w:rPr>
+      </w:pPr>
     </w:p>
     <w:p>
       <w:pPr>
@@ -304,6 +640,7 @@
         <w:rPr>
           <w:rFonts w:ascii="Calibri" w:hAnsi="Calibri" w:cs="Calibri"/>
         </w:rPr>
+        <w:lastRenderedPageBreak/>
         <w:t>The executive summary condenses the key aspects of the audit into a short overview. It highlights the audit’s purpose, scope, and methods, while presenting the most significant findings and recommendations. This section is especially useful for senior leadership, who may not read the entire report but need a clear snapshot of the audit results and the critical issues that require immediate attention or corrective action.</w:t>
       </w:r>
     </w:p>
@@ -687,7 +1024,14 @@
         <w:t>Introduction</w:t>
       </w:r>
     </w:p>
-    <w:p/>
+    <w:p>
+      <w:pPr>
+        <w:spacing w:after="0" w:line="240" w:lineRule="auto"/>
+        <w:rPr>
+          <w:rFonts w:cs="Calibri"/>
+        </w:rPr>
+      </w:pPr>
+    </w:p>
     <w:p>
       <w:pPr>
         <w:spacing w:after="0" w:line="240" w:lineRule="auto"/>
@@ -700,35 +1044,6 @@
           <w:rFonts w:cs="Calibri"/>
         </w:rPr>
         <w:t>Why are we doing this audit? And what do we hope to achieve from it?</w:t>
-      </w:r>
-    </w:p>
-    <w:p>
-      <w:pPr>
-        <w:spacing w:after="0" w:line="240" w:lineRule="auto"/>
-        <w:rPr>
-          <w:rFonts w:cs="Calibri"/>
-        </w:rPr>
-      </w:pPr>
-    </w:p>
-    <w:p>
-      <w:pPr>
-        <w:spacing w:after="0" w:line="240" w:lineRule="auto"/>
-        <w:rPr>
-          <w:rFonts w:ascii="Calibri" w:hAnsi="Calibri" w:cs="Calibri"/>
-        </w:rPr>
-      </w:pPr>
-      <w:r>
-        <w:rPr>
-          <w:rFonts w:ascii="Calibri" w:hAnsi="Calibri" w:cs="Calibri"/>
-        </w:rPr>
-        <w:t xml:space="preserve">The introduction sets the stage by explaining the audit’s background, purpose, and context. It outlines why the audit was conducted, the processes, departments, or systems under review, and the timeframe </w:t>
-      </w:r>
-      <w:r>
-        <w:rPr>
-          <w:rFonts w:ascii="Calibri" w:hAnsi="Calibri" w:cs="Calibri"/>
-        </w:rPr>
-        <w:lastRenderedPageBreak/>
-        <w:t>covered. This section also specifies the audit objectives and the criteria used for evaluation, such as policies, regulations, or best practices. By establishing the foundation, it helps readers understand the scope and relevance of the audit.</w:t>
       </w:r>
     </w:p>
     <w:p>
@@ -902,15 +1217,88 @@
           </w:p>
         </w:tc>
       </w:tr>
+      <w:tr>
+        <w:tc>
+          <w:tcPr>
+            <w:tcW w:w="4428" w:type="dxa"/>
+            <w:vAlign w:val="center"/>
+          </w:tcPr>
+          <w:p>
+            <w:pPr>
+              <w:rPr>
+                <w:rFonts w:ascii="Calibri" w:hAnsi="Calibri" w:cs="Calibri"/>
+              </w:rPr>
+            </w:pPr>
+            <w:r>
+              <w:rPr>
+                <w:rFonts w:ascii="Calibri" w:hAnsi="Calibri" w:cs="Calibri"/>
+              </w:rPr>
+              <w:t>Improve Code Quality</w:t>
+            </w:r>
+          </w:p>
+        </w:tc>
+        <w:tc>
+          <w:tcPr>
+            <w:tcW w:w="4927" w:type="dxa"/>
+            <w:vAlign w:val="center"/>
+          </w:tcPr>
+          <w:p>
+            <w:pPr>
+              <w:rPr>
+                <w:rFonts w:ascii="Calibri" w:hAnsi="Calibri" w:cs="Calibri"/>
+              </w:rPr>
+            </w:pPr>
+            <w:r>
+              <w:rPr>
+                <w:rFonts w:ascii="Calibri" w:hAnsi="Calibri" w:cs="Calibri"/>
+              </w:rPr>
+              <w:t>Reduction in number of bugs. And improved readability.</w:t>
+            </w:r>
+          </w:p>
+        </w:tc>
+      </w:tr>
+      <w:tr>
+        <w:tc>
+          <w:tcPr>
+            <w:tcW w:w="4428" w:type="dxa"/>
+            <w:vAlign w:val="center"/>
+          </w:tcPr>
+          <w:p>
+            <w:pPr>
+              <w:rPr>
+                <w:rFonts w:ascii="Calibri" w:hAnsi="Calibri" w:cs="Calibri"/>
+              </w:rPr>
+            </w:pPr>
+            <w:r>
+              <w:rPr>
+                <w:rFonts w:ascii="Calibri" w:hAnsi="Calibri" w:cs="Calibri"/>
+              </w:rPr>
+              <w:t>Consistent Naming Convention</w:t>
+            </w:r>
+          </w:p>
+        </w:tc>
+        <w:tc>
+          <w:tcPr>
+            <w:tcW w:w="4927" w:type="dxa"/>
+            <w:vAlign w:val="center"/>
+          </w:tcPr>
+          <w:p>
+            <w:pPr>
+              <w:rPr>
+                <w:rFonts w:ascii="Calibri" w:hAnsi="Calibri" w:cs="Calibri"/>
+              </w:rPr>
+            </w:pPr>
+            <w:r>
+              <w:rPr>
+                <w:rFonts w:ascii="Calibri" w:hAnsi="Calibri" w:cs="Calibri"/>
+              </w:rPr>
+              <w:t>Things are named in a consistent manner</w:t>
+            </w:r>
+          </w:p>
+        </w:tc>
+      </w:tr>
     </w:tbl>
-    <w:p>
-      <w:pPr>
-        <w:spacing w:after="0" w:line="240" w:lineRule="auto"/>
-        <w:rPr>
-          <w:rFonts w:ascii="Calibri" w:hAnsi="Calibri" w:cs="Calibri"/>
-        </w:rPr>
-      </w:pPr>
-    </w:p>
+    <w:p/>
     <w:p>
       <w:pPr>
         <w:pStyle w:val="Heading1"/>
@@ -938,7 +1326,11 @@
         <w:t>Methodology</w:t>
       </w:r>
     </w:p>
-    <w:p/>
+    <w:p>
+      <w:pPr>
+        <w:pStyle w:val="NoSpacing"/>
+      </w:pPr>
+    </w:p>
     <w:p>
       <w:pPr>
         <w:spacing w:after="0" w:line="240" w:lineRule="auto"/>
@@ -1288,7 +1680,19 @@
               <w:rPr>
                 <w:rFonts w:asciiTheme="majorHAnsi" w:hAnsiTheme="majorHAnsi" w:cstheme="majorHAnsi"/>
               </w:rPr>
-              <w:t>See how many features are actually inside of main</w:t>
+              <w:t xml:space="preserve">See how many features are </w:t>
+            </w:r>
+            <w:r>
+              <w:rPr>
+                <w:rFonts w:asciiTheme="majorHAnsi" w:hAnsiTheme="majorHAnsi" w:cstheme="majorHAnsi"/>
+              </w:rPr>
+              <w:t>pushed to</w:t>
+            </w:r>
+            <w:r>
+              <w:rPr>
+                <w:rFonts w:asciiTheme="majorHAnsi" w:hAnsiTheme="majorHAnsi" w:cstheme="majorHAnsi"/>
+              </w:rPr>
+              <w:t xml:space="preserve"> main</w:t>
             </w:r>
           </w:p>
         </w:tc>
@@ -1315,6 +1719,86 @@
               </w:rPr>
               <w:t>people</w:t>
             </w:r>
+          </w:p>
+        </w:tc>
+      </w:tr>
+      <w:tr>
+        <w:trPr>
+          <w:trHeight w:val="551"/>
+        </w:trPr>
+        <w:tc>
+          <w:tcPr>
+            <w:tcW w:w="3124" w:type="dxa"/>
+            <w:vAlign w:val="center"/>
+          </w:tcPr>
+          <w:p>
+            <w:pPr>
+              <w:rPr>
+                <w:rFonts w:asciiTheme="majorHAnsi" w:hAnsiTheme="majorHAnsi" w:cstheme="majorHAnsi"/>
+              </w:rPr>
+            </w:pPr>
+            <w:r>
+              <w:rPr>
+                <w:rFonts w:asciiTheme="majorHAnsi" w:hAnsiTheme="majorHAnsi" w:cstheme="majorHAnsi"/>
+              </w:rPr>
+              <w:t>Quality Check</w:t>
+            </w:r>
+          </w:p>
+        </w:tc>
+        <w:tc>
+          <w:tcPr>
+            <w:tcW w:w="3125" w:type="dxa"/>
+            <w:vAlign w:val="center"/>
+          </w:tcPr>
+          <w:p>
+            <w:pPr>
+              <w:rPr>
+                <w:rFonts w:asciiTheme="majorHAnsi" w:hAnsiTheme="majorHAnsi" w:cstheme="majorHAnsi"/>
+              </w:rPr>
+            </w:pPr>
+            <w:r>
+              <w:rPr>
+                <w:rFonts w:ascii="Calibri" w:hAnsi="Calibri" w:cs="Calibri"/>
+              </w:rPr>
+              <w:t>Things are named in a consistent manner</w:t>
+            </w:r>
+            <w:r>
+              <w:rPr>
+                <w:rFonts w:ascii="Calibri" w:hAnsi="Calibri" w:cs="Calibri"/>
+              </w:rPr>
+              <w:t xml:space="preserve">, Minimal bugs, things are </w:t>
+            </w:r>
+            <w:r>
+              <w:rPr>
+                <w:rFonts w:ascii="Calibri" w:hAnsi="Calibri" w:cs="Calibri"/>
+              </w:rPr>
+              <w:t>laid</w:t>
+            </w:r>
+            <w:r>
+              <w:rPr>
+                <w:rFonts w:ascii="Calibri" w:hAnsi="Calibri" w:cs="Calibri"/>
+              </w:rPr>
+              <w:t xml:space="preserve"> out in a maintainable manner</w:t>
+            </w:r>
+            <w:r>
+              <w:rPr>
+                <w:rFonts w:ascii="Calibri" w:hAnsi="Calibri" w:cs="Calibri"/>
+              </w:rPr>
+              <w:t>.</w:t>
+            </w:r>
+          </w:p>
+        </w:tc>
+        <w:tc>
+          <w:tcPr>
+            <w:tcW w:w="3125" w:type="dxa"/>
+            <w:vAlign w:val="center"/>
+          </w:tcPr>
+          <w:p>
+            <w:pPr>
+              <w:rPr>
+                <w:rFonts w:asciiTheme="majorHAnsi" w:hAnsiTheme="majorHAnsi" w:cstheme="majorHAnsi"/>
+              </w:rPr>
+            </w:pPr>
           </w:p>
         </w:tc>
       </w:tr>
@@ -1393,16 +1877,16 @@
     <w:tbl>
       <w:tblPr>
         <w:tblStyle w:val="TableGrid"/>
-        <w:tblW w:w="0" w:type="auto"/>
+        <w:tblW w:w="10910" w:type="dxa"/>
         <w:tblLook w:val="04A0" w:firstRow="1" w:lastRow="0" w:firstColumn="1" w:lastColumn="0" w:noHBand="0" w:noVBand="1"/>
       </w:tblPr>
       <w:tblGrid>
-        <w:gridCol w:w="1495"/>
-        <w:gridCol w:w="1538"/>
-        <w:gridCol w:w="1496"/>
-        <w:gridCol w:w="1487"/>
-        <w:gridCol w:w="1493"/>
-        <w:gridCol w:w="1841"/>
+        <w:gridCol w:w="1444"/>
+        <w:gridCol w:w="1522"/>
+        <w:gridCol w:w="1750"/>
+        <w:gridCol w:w="1472"/>
+        <w:gridCol w:w="1450"/>
+        <w:gridCol w:w="3272"/>
       </w:tblGrid>
       <w:tr>
         <w:tc>
@@ -1423,6 +1907,7 @@
                 <w:b/>
                 <w:bCs/>
               </w:rPr>
+              <w:lastRenderedPageBreak/>
               <w:t>Finding ID</w:t>
             </w:r>
           </w:p>
@@ -1517,7 +2002,7 @@
         </w:tc>
         <w:tc>
           <w:tcPr>
-            <w:tcW w:w="1841" w:type="dxa"/>
+            <w:tcW w:w="3401" w:type="dxa"/>
             <w:shd w:val="clear" w:color="auto" w:fill="1B4560"/>
             <w:vAlign w:val="center"/>
           </w:tcPr>
@@ -1573,7 +2058,7 @@
               <w:rPr>
                 <w:rFonts w:ascii="Calibri" w:hAnsi="Calibri" w:cs="Calibri"/>
               </w:rPr>
-              <w:t>[Insert text]</w:t>
+              <w:t>Inconsistent Naming Conventions</w:t>
             </w:r>
           </w:p>
         </w:tc>
@@ -1592,7 +2077,7 @@
               <w:rPr>
                 <w:rFonts w:ascii="Calibri" w:hAnsi="Calibri" w:cs="Calibri"/>
               </w:rPr>
-              <w:t>[Insert text]</w:t>
+              <w:t xml:space="preserve">Inconsistent Branche/variable names </w:t>
             </w:r>
           </w:p>
         </w:tc>
@@ -1611,7 +2096,7 @@
               <w:rPr>
                 <w:rFonts w:ascii="Calibri" w:hAnsi="Calibri" w:cs="Calibri"/>
               </w:rPr>
-              <w:t>[Insert text]</w:t>
+              <w:t>Negligence, Unclear naming conventions</w:t>
             </w:r>
           </w:p>
         </w:tc>
@@ -1630,13 +2115,13 @@
               <w:rPr>
                 <w:rFonts w:ascii="Calibri" w:hAnsi="Calibri" w:cs="Calibri"/>
               </w:rPr>
-              <w:t>[Insert text]</w:t>
+              <w:t>Low</w:t>
             </w:r>
           </w:p>
         </w:tc>
         <w:tc>
           <w:tcPr>
-            <w:tcW w:w="1841" w:type="dxa"/>
+            <w:tcW w:w="3401" w:type="dxa"/>
             <w:vAlign w:val="center"/>
           </w:tcPr>
           <w:p>
@@ -1649,7 +2134,43 @@
               <w:rPr>
                 <w:rFonts w:ascii="Calibri" w:hAnsi="Calibri" w:cs="Calibri"/>
               </w:rPr>
-              <w:t>[Insert text]</w:t>
+              <w:t>Rename incorrectly named branches</w:t>
+            </w:r>
+            <w:r>
+              <w:rPr>
+                <w:rFonts w:ascii="Calibri" w:hAnsi="Calibri" w:cs="Calibri"/>
+              </w:rPr>
+              <w:t xml:space="preserve">, </w:t>
+            </w:r>
+            <w:r>
+              <w:rPr>
+                <w:rFonts w:ascii="Calibri" w:hAnsi="Calibri" w:cs="Calibri"/>
+              </w:rPr>
+              <w:t>remind</w:t>
+            </w:r>
+            <w:r>
+              <w:rPr>
+                <w:rFonts w:ascii="Calibri" w:hAnsi="Calibri" w:cs="Calibri"/>
+              </w:rPr>
+              <w:t xml:space="preserve"> about</w:t>
+            </w:r>
+            <w:r>
+              <w:rPr>
+                <w:rFonts w:ascii="Calibri" w:hAnsi="Calibri" w:cs="Calibri"/>
+              </w:rPr>
+              <w:t>/</w:t>
+            </w:r>
+            <w:r>
+              <w:rPr>
+                <w:rFonts w:ascii="Calibri" w:hAnsi="Calibri" w:cs="Calibri"/>
+              </w:rPr>
+              <w:t>c</w:t>
+            </w:r>
+            <w:r>
+              <w:rPr>
+                <w:rFonts w:ascii="Calibri" w:hAnsi="Calibri" w:cs="Calibri"/>
+              </w:rPr>
+              <w:t>reate naming conventions</w:t>
             </w:r>
           </w:p>
         </w:tc>
@@ -1695,7 +2216,7 @@
               <w:rPr>
                 <w:rFonts w:ascii="Calibri" w:hAnsi="Calibri" w:cs="Calibri"/>
               </w:rPr>
-              <w:t>[Insert text]</w:t>
+              <w:t>Clogged Issue Backlog</w:t>
             </w:r>
           </w:p>
         </w:tc>
@@ -1714,7 +2235,7 @@
               <w:rPr>
                 <w:rFonts w:ascii="Calibri" w:hAnsi="Calibri" w:cs="Calibri"/>
               </w:rPr>
-              <w:t>[Insert text]</w:t>
+              <w:t>More then 30+ Issues in the backlog</w:t>
             </w:r>
           </w:p>
         </w:tc>
@@ -1733,7 +2254,7 @@
               <w:rPr>
                 <w:rFonts w:ascii="Calibri" w:hAnsi="Calibri" w:cs="Calibri"/>
               </w:rPr>
-              <w:t>[Insert text]</w:t>
+              <w:t>Closed Issues Staying In Backlog</w:t>
             </w:r>
           </w:p>
         </w:tc>
@@ -1752,13 +2273,13 @@
               <w:rPr>
                 <w:rFonts w:ascii="Calibri" w:hAnsi="Calibri" w:cs="Calibri"/>
               </w:rPr>
-              <w:t>[Insert text]</w:t>
+              <w:t>Medium</w:t>
             </w:r>
           </w:p>
         </w:tc>
         <w:tc>
           <w:tcPr>
-            <w:tcW w:w="1841" w:type="dxa"/>
+            <w:tcW w:w="3401" w:type="dxa"/>
             <w:vAlign w:val="center"/>
           </w:tcPr>
           <w:p>
@@ -1771,7 +2292,7 @@
               <w:rPr>
                 <w:rFonts w:ascii="Calibri" w:hAnsi="Calibri" w:cs="Calibri"/>
               </w:rPr>
-              <w:t>[Insert text]</w:t>
+              <w:t>Remove all Closed issues from backlog</w:t>
             </w:r>
           </w:p>
         </w:tc>
@@ -1880,7 +2401,7 @@
         </w:tc>
         <w:tc>
           <w:tcPr>
-            <w:tcW w:w="1841" w:type="dxa"/>
+            <w:tcW w:w="3401" w:type="dxa"/>
             <w:vAlign w:val="center"/>
           </w:tcPr>
           <w:p>
@@ -1954,14 +2475,7 @@
         <w:rPr>
           <w:rFonts w:ascii="Calibri" w:hAnsi="Calibri" w:cs="Calibri"/>
         </w:rPr>
-        <w:t xml:space="preserve">This section consolidates all recommendations into a structured summary. It highlights the corrective actions proposed, organized by priority (high, medium, low) or by category. By grouping </w:t>
-      </w:r>
-      <w:r>
-        <w:rPr>
-          <w:rFonts w:ascii="Calibri" w:hAnsi="Calibri" w:cs="Calibri"/>
-        </w:rPr>
-        <w:lastRenderedPageBreak/>
-        <w:t>recommendations together, this section allows stakeholders to view the overall picture and focus on what matters most. It may also suggest timelines for implementation, helping to translate the audit’s insights into clear, actionable next steps for the organization.</w:t>
+        <w:t>This section consolidates all recommendations into a structured summary. It highlights the corrective actions proposed, organized by priority (high, medium, low) or by category. By grouping recommendations together, this section allows stakeholders to view the overall picture and focus on what matters most. It may also suggest timelines for implementation, helping to translate the audit’s insights into clear, actionable next steps for the organization.</w:t>
       </w:r>
     </w:p>
     <w:p>
@@ -2304,10 +2818,10 @@
       </w:tblPr>
       <w:tblGrid>
         <w:gridCol w:w="2604"/>
-        <w:gridCol w:w="1760"/>
-        <w:gridCol w:w="1612"/>
-        <w:gridCol w:w="1727"/>
-        <w:gridCol w:w="1647"/>
+        <w:gridCol w:w="1870"/>
+        <w:gridCol w:w="1870"/>
+        <w:gridCol w:w="1870"/>
+        <w:gridCol w:w="1870"/>
       </w:tblGrid>
       <w:tr>
         <w:tc>
@@ -2594,12 +3108,12 @@
         <w:tblLook w:val="04A0" w:firstRow="1" w:lastRow="0" w:firstColumn="1" w:lastColumn="0" w:noHBand="0" w:noVBand="1"/>
       </w:tblPr>
       <w:tblGrid>
-        <w:gridCol w:w="1363"/>
-        <w:gridCol w:w="1496"/>
-        <w:gridCol w:w="1464"/>
-        <w:gridCol w:w="1420"/>
+        <w:gridCol w:w="1558"/>
+        <w:gridCol w:w="1558"/>
+        <w:gridCol w:w="1558"/>
+        <w:gridCol w:w="1558"/>
         <w:gridCol w:w="2120"/>
-        <w:gridCol w:w="1487"/>
+        <w:gridCol w:w="1559"/>
       </w:tblGrid>
       <w:tr>
         <w:tc>
@@ -2926,7 +3440,6 @@
         <w:rPr>
           <w:rFonts w:ascii="Calibri" w:hAnsi="Calibri" w:cs="Calibri"/>
         </w:rPr>
-        <w:lastRenderedPageBreak/>
         <w:t>9</w:t>
       </w:r>
       <w:r>
@@ -2982,7 +3495,7 @@
     </w:p>
     <w:sectPr>
       <w:pgSz w:w="12240" w:h="15840"/>
-      <w:pgMar w:top="1440" w:right="1440" w:bottom="1440" w:left="1440" w:header="720" w:footer="720" w:gutter="0"/>
+      <w:pgMar w:top="720" w:right="720" w:bottom="720" w:left="720" w:header="720" w:footer="720" w:gutter="0"/>
       <w:cols w:space="720"/>
       <w:docGrid w:linePitch="360"/>
     </w:sectPr>
